--- a/backend/wp_templates/B/B60-2-3 IT审计计划备忘录.docx
+++ b/backend/wp_templates/B/B60-2-3 IT审计计划备忘录.docx
@@ -32,6 +32,15 @@
       </w:r>
       <w:bookmarkEnd w:id="0"/>
       <w:bookmarkEnd w:id="1"/>
+    </w:p>
+    <w:p>
+      <w:r>
+        <w:rPr>
+          <w:color w:val="0000FF"/>
+          <w:sz w:val="21"/>
+        </w:rPr>
+        <w:t>【勾稽】作为 B60 IT 安排补充；重大范围变更回写 B60 第十五章。</w:t>
+      </w:r>
     </w:p>
     <w:tbl>
       <w:tblPr>
